--- a/TablesFigures/mod_wean_mass_output.docx
+++ b/TablesFigures/mod_wean_mass_output.docx
@@ -395,7 +395,7 @@
                 <w:szCs w:val="22"/>
                 <w:color w:val="000000"/>
               </w:rPr>
-              <w:t xml:space="preserve">76.565</w:t>
+              <w:t xml:space="preserve">75.879</w:t>
             </w:r>
           </w:p>
         </w:tc>
@@ -447,7 +447,7 @@
                 <w:szCs w:val="22"/>
                 <w:color w:val="000000"/>
               </w:rPr>
-              <w:t xml:space="preserve">11.47</w:t>
+              <w:t xml:space="preserve">11.44</w:t>
             </w:r>
           </w:p>
         </w:tc>
@@ -499,7 +499,7 @@
                 <w:szCs w:val="22"/>
                 <w:color w:val="000000"/>
               </w:rPr>
-              <w:t xml:space="preserve">6.675</w:t>
+              <w:t xml:space="preserve">6.63</w:t>
             </w:r>
           </w:p>
         </w:tc>
@@ -551,7 +551,7 @@
                 <w:szCs w:val="22"/>
                 <w:color w:val="000000"/>
               </w:rPr>
-              <w:t xml:space="preserve">6.8e-11 ***</w:t>
+              <w:t xml:space="preserve">9.0e-11 ***</w:t>
             </w:r>
           </w:p>
         </w:tc>
@@ -661,7 +661,7 @@
                 <w:szCs w:val="22"/>
                 <w:color w:val="000000"/>
               </w:rPr>
-              <w:t xml:space="preserve">32.284</w:t>
+              <w:t xml:space="preserve">32.965</w:t>
             </w:r>
           </w:p>
         </w:tc>
@@ -713,7 +713,7 @@
                 <w:szCs w:val="22"/>
                 <w:color w:val="000000"/>
               </w:rPr>
-              <w:t xml:space="preserve">11.92</w:t>
+              <w:t xml:space="preserve">11.89</w:t>
             </w:r>
           </w:p>
         </w:tc>
@@ -765,7 +765,7 @@
                 <w:szCs w:val="22"/>
                 <w:color w:val="000000"/>
               </w:rPr>
-              <w:t xml:space="preserve">2.708</w:t>
+              <w:t xml:space="preserve">2.772</w:t>
             </w:r>
           </w:p>
         </w:tc>
@@ -817,7 +817,7 @@
                 <w:szCs w:val="22"/>
                 <w:color w:val="000000"/>
               </w:rPr>
-              <w:t xml:space="preserve">0.007 **</w:t>
+              <w:t xml:space="preserve">0.0058 **</w:t>
             </w:r>
           </w:p>
         </w:tc>
@@ -927,7 +927,7 @@
                 <w:szCs w:val="22"/>
                 <w:color w:val="000000"/>
               </w:rPr>
-              <w:t xml:space="preserve">2.41</w:t>
+              <w:t xml:space="preserve">2.408</w:t>
             </w:r>
           </w:p>
         </w:tc>
@@ -1031,7 +1031,7 @@
                 <w:szCs w:val="22"/>
                 <w:color w:val="000000"/>
               </w:rPr>
-              <w:t xml:space="preserve">10.796</w:t>
+              <w:t xml:space="preserve">10.829</w:t>
             </w:r>
           </w:p>
         </w:tc>
@@ -1083,7 +1083,7 @@
                 <w:szCs w:val="22"/>
                 <w:color w:val="000000"/>
               </w:rPr>
-              <w:t xml:space="preserve">1.5e-24 ***</w:t>
+              <w:t xml:space="preserve">1.2e-24 ***</w:t>
             </w:r>
           </w:p>
         </w:tc>
@@ -1193,7 +1193,7 @@
                 <w:szCs w:val="22"/>
                 <w:color w:val="000000"/>
               </w:rPr>
-              <w:t xml:space="preserve">94.002</w:t>
+              <w:t xml:space="preserve">89.594</w:t>
             </w:r>
           </w:p>
         </w:tc>
@@ -1245,7 +1245,7 @@
                 <w:szCs w:val="22"/>
                 <w:color w:val="000000"/>
               </w:rPr>
-              <w:t xml:space="preserve">9.695</w:t>
+              <w:t xml:space="preserve">9.465</w:t>
             </w:r>
           </w:p>
         </w:tc>
@@ -1459,7 +1459,7 @@
                 <w:szCs w:val="22"/>
                 <w:color w:val="000000"/>
               </w:rPr>
-              <w:t xml:space="preserve">6.515</w:t>
+              <w:t xml:space="preserve">6.64</w:t>
             </w:r>
           </w:p>
         </w:tc>
@@ -1511,7 +1511,7 @@
                 <w:szCs w:val="22"/>
                 <w:color w:val="000000"/>
               </w:rPr>
-              <w:t xml:space="preserve">2.552</w:t>
+              <w:t xml:space="preserve">2.577</w:t>
             </w:r>
           </w:p>
         </w:tc>
@@ -1725,7 +1725,7 @@
                 <w:szCs w:val="22"/>
                 <w:color w:val="000000"/>
               </w:rPr>
-              <w:t xml:space="preserve">162.007</w:t>
+              <w:t xml:space="preserve">163.438</w:t>
             </w:r>
           </w:p>
         </w:tc>
@@ -1777,7 +1777,7 @@
                 <w:szCs w:val="22"/>
                 <w:color w:val="000000"/>
               </w:rPr>
-              <w:t xml:space="preserve">12.728</w:t>
+              <w:t xml:space="preserve">12.784</w:t>
             </w:r>
           </w:p>
         </w:tc>

--- a/TablesFigures/mod_wean_mass_output.docx
+++ b/TablesFigures/mod_wean_mass_output.docx
@@ -19,9 +19,9 @@
       <w:tblGrid>
         <w:gridCol w:w="3174"/>
         <w:gridCol w:w="1266"/>
+        <w:gridCol w:w="961"/>
         <w:gridCol w:w="1084"/>
-        <w:gridCol w:w="1084"/>
-        <w:gridCol w:w="1475"/>
+        <w:gridCol w:w="1431"/>
       </w:tblGrid>
       <w:tr>
         <w:trPr>
@@ -395,7 +395,7 @@
                 <w:szCs w:val="22"/>
                 <w:color w:val="000000"/>
               </w:rPr>
-              <w:t xml:space="preserve">75.879</w:t>
+              <w:t xml:space="preserve">70.924</w:t>
             </w:r>
           </w:p>
         </w:tc>
@@ -447,7 +447,7 @@
                 <w:szCs w:val="22"/>
                 <w:color w:val="000000"/>
               </w:rPr>
-              <w:t xml:space="preserve">11.44</w:t>
+              <w:t xml:space="preserve">12.28</w:t>
             </w:r>
           </w:p>
         </w:tc>
@@ -499,7 +499,7 @@
                 <w:szCs w:val="22"/>
                 <w:color w:val="000000"/>
               </w:rPr>
-              <w:t xml:space="preserve">6.63</w:t>
+              <w:t xml:space="preserve">5.776</w:t>
             </w:r>
           </w:p>
         </w:tc>
@@ -551,7 +551,32 @@
                 <w:szCs w:val="22"/>
                 <w:color w:val="000000"/>
               </w:rPr>
-              <w:t xml:space="preserve">9.0e-11 ***</w:t>
+              <w:t xml:space="preserve">1.0</w:t>
+            </w:r>
+            <w:r>
+              <w:rPr>
+                <w:rFonts w:ascii="Helvetica" w:hAnsi="Helvetica" w:eastAsia="Helvetica" w:cs="Helvetica"/>
+                <w:i w:val="false"/>
+                <w:b w:val="false"/>
+                <w:u w:val="none"/>
+                <w:sz w:val="22"/>
+                <w:szCs w:val="22"/>
+                <w:color w:val="000000"/>
+              </w:rPr>
+              <w:t xml:space="preserve"> × 10</w:t>
+            </w:r>
+            <w:r>
+              <w:rPr>
+                <w:rFonts w:ascii="Helvetica" w:hAnsi="Helvetica" w:eastAsia="Helvetica" w:cs="Helvetica"/>
+                <w:i w:val="false"/>
+                <w:b w:val="false"/>
+                <w:u w:val="none"/>
+                <w:vertAlign w:val="superscript"/>
+                <w:sz w:val="22"/>
+                <w:szCs w:val="22"/>
+                <w:color w:val="000000"/>
+              </w:rPr>
+              <w:t xml:space="preserve">-8</w:t>
             </w:r>
           </w:p>
         </w:tc>
@@ -661,7 +686,7 @@
                 <w:szCs w:val="22"/>
                 <w:color w:val="000000"/>
               </w:rPr>
-              <w:t xml:space="preserve">32.965</w:t>
+              <w:t xml:space="preserve">37.758</w:t>
             </w:r>
           </w:p>
         </w:tc>
@@ -713,7 +738,7 @@
                 <w:szCs w:val="22"/>
                 <w:color w:val="000000"/>
               </w:rPr>
-              <w:t xml:space="preserve">11.89</w:t>
+              <w:t xml:space="preserve">12.65</w:t>
             </w:r>
           </w:p>
         </w:tc>
@@ -765,7 +790,7 @@
                 <w:szCs w:val="22"/>
                 <w:color w:val="000000"/>
               </w:rPr>
-              <w:t xml:space="preserve">2.772</w:t>
+              <w:t xml:space="preserve">2.985</w:t>
             </w:r>
           </w:p>
         </w:tc>
@@ -817,7 +842,7 @@
                 <w:szCs w:val="22"/>
                 <w:color w:val="000000"/>
               </w:rPr>
-              <w:t xml:space="preserve">0.0058 **</w:t>
+              <w:t xml:space="preserve">0.0030</w:t>
             </w:r>
           </w:p>
         </w:tc>
@@ -927,7 +952,7 @@
                 <w:szCs w:val="22"/>
                 <w:color w:val="000000"/>
               </w:rPr>
-              <w:t xml:space="preserve">2.408</w:t>
+              <w:t xml:space="preserve">2.439</w:t>
             </w:r>
           </w:p>
         </w:tc>
@@ -1031,7 +1056,7 @@
                 <w:szCs w:val="22"/>
                 <w:color w:val="000000"/>
               </w:rPr>
-              <w:t xml:space="preserve">10.829</w:t>
+              <w:t xml:space="preserve">10.978</w:t>
             </w:r>
           </w:p>
         </w:tc>
@@ -1083,7 +1108,32 @@
                 <w:szCs w:val="22"/>
                 <w:color w:val="000000"/>
               </w:rPr>
-              <w:t xml:space="preserve">1.2e-24 ***</w:t>
+              <w:t xml:space="preserve">3.0</w:t>
+            </w:r>
+            <w:r>
+              <w:rPr>
+                <w:rFonts w:ascii="Helvetica" w:hAnsi="Helvetica" w:eastAsia="Helvetica" w:cs="Helvetica"/>
+                <w:i w:val="false"/>
+                <w:b w:val="false"/>
+                <w:u w:val="none"/>
+                <w:sz w:val="22"/>
+                <w:szCs w:val="22"/>
+                <w:color w:val="000000"/>
+              </w:rPr>
+              <w:t xml:space="preserve"> × 10</w:t>
+            </w:r>
+            <w:r>
+              <w:rPr>
+                <w:rFonts w:ascii="Helvetica" w:hAnsi="Helvetica" w:eastAsia="Helvetica" w:cs="Helvetica"/>
+                <w:i w:val="false"/>
+                <w:b w:val="false"/>
+                <w:u w:val="none"/>
+                <w:vertAlign w:val="superscript"/>
+                <w:sz w:val="22"/>
+                <w:szCs w:val="22"/>
+                <w:color w:val="000000"/>
+              </w:rPr>
+              <w:t xml:space="preserve">-25</w:t>
             </w:r>
           </w:p>
         </w:tc>
@@ -1193,7 +1243,7 @@
                 <w:szCs w:val="22"/>
                 <w:color w:val="000000"/>
               </w:rPr>
-              <w:t xml:space="preserve">89.594</w:t>
+              <w:t xml:space="preserve">94.456</w:t>
             </w:r>
           </w:p>
         </w:tc>
@@ -1245,7 +1295,7 @@
                 <w:szCs w:val="22"/>
                 <w:color w:val="000000"/>
               </w:rPr>
-              <w:t xml:space="preserve">9.465</w:t>
+              <w:t xml:space="preserve"/>
             </w:r>
           </w:p>
         </w:tc>
@@ -1459,7 +1509,7 @@
                 <w:szCs w:val="22"/>
                 <w:color w:val="000000"/>
               </w:rPr>
-              <w:t xml:space="preserve">6.64</w:t>
+              <w:t xml:space="preserve">6.764</w:t>
             </w:r>
           </w:p>
         </w:tc>
@@ -1511,7 +1561,7 @@
                 <w:szCs w:val="22"/>
                 <w:color w:val="000000"/>
               </w:rPr>
-              <w:t xml:space="preserve">2.577</w:t>
+              <w:t xml:space="preserve"/>
             </w:r>
           </w:p>
         </w:tc>
@@ -1725,7 +1775,7 @@
                 <w:szCs w:val="22"/>
                 <w:color w:val="000000"/>
               </w:rPr>
-              <w:t xml:space="preserve">163.438</w:t>
+              <w:t xml:space="preserve">161.648</w:t>
             </w:r>
           </w:p>
         </w:tc>
@@ -1777,7 +1827,7 @@
                 <w:szCs w:val="22"/>
                 <w:color w:val="000000"/>
               </w:rPr>
-              <w:t xml:space="preserve">12.784</w:t>
+              <w:t xml:space="preserve"/>
             </w:r>
           </w:p>
         </w:tc>
